--- a/public/uploads/swakelola/sppg/C. 3. Laporan Progres Fisik dan Penggunaan Anggaran Berkala.docx
+++ b/public/uploads/swakelola/sppg/C. 3. Laporan Progres Fisik dan Penggunaan Anggaran Berkala.docx
@@ -4,7 +4,61 @@
   <w:body>
     <w:p>
       <w:pPr>
-        <w:spacing w:before="0" w:after="40"/>
+        <w:spacing w:before="0" w:after="200" w:line="240" w:lineRule="auto"/>
+        <w:jc w:val="center"/>
+      </w:pPr>
+      <w:r>
+        <w:drawing>
+          <wp:inline xmlns:a="http://schemas.openxmlformats.org/drawingml/2006/main" xmlns:pic="http://schemas.openxmlformats.org/drawingml/2006/picture">
+            <wp:extent cx="5940000" cy="876504"/>
+            <wp:docPr id="1" name="Picture 1"/>
+            <wp:cNvGraphicFramePr>
+              <a:graphicFrameLocks noChangeAspect="1"/>
+            </wp:cNvGraphicFramePr>
+            <a:graphic>
+              <a:graphicData uri="http://schemas.openxmlformats.org/drawingml/2006/picture">
+                <pic:pic>
+                  <pic:nvPicPr>
+                    <pic:cNvPr id="0" name="1775466518_6770018a33b3f91eebd0.png"/>
+                    <pic:cNvPicPr/>
+                  </pic:nvPicPr>
+                  <pic:blipFill>
+                    <a:blip r:embed="rId9"/>
+                    <a:stretch>
+                      <a:fillRect/>
+                    </a:stretch>
+                  </pic:blipFill>
+                  <pic:spPr>
+                    <a:xfrm>
+                      <a:off x="0" y="0"/>
+                      <a:ext cx="5940000" cy="876504"/>
+                    </a:xfrm>
+                    <a:prstGeom prst="rect"/>
+                  </pic:spPr>
+                </pic:pic>
+              </a:graphicData>
+            </a:graphic>
+          </wp:inline>
+        </w:drawing>
+      </w:r>
+    </w:p>
+    <w:p>
+      <w:pPr>
+        <w:spacing w:before="40" w:after="40" w:line="276" w:lineRule="auto"/>
+        <w:jc w:val="center"/>
+      </w:pPr>
+      <w:r>
+        <w:rPr>
+          <w:rFonts w:ascii="Arial" w:hAnsi="Arial"/>
+          <w:b/>
+          <w:sz w:val="23"/>
+        </w:rPr>
+        <w:t>LAPORAN PROGRES FISIK DAN PENGGUNAAN ANGGARAN BERKALA</w:t>
+      </w:r>
+    </w:p>
+    <w:p>
+      <w:pPr>
+        <w:spacing w:before="0" w:after="40" w:line="276" w:lineRule="auto"/>
         <w:jc w:val="center"/>
       </w:pPr>
       <w:r>
@@ -13,197 +67,470 @@
           <w:b/>
           <w:sz w:val="22"/>
         </w:rPr>
-        <w:t>KEMENTERIAN PEKERJAAN UMUM</w:t>
-        <w:br/>
-        <w:t>DIREKTORAT JENDERAL PRASARANA STRATEGIS</w:t>
-        <w:br/>
-        <w:t>SATUAN KERJA PELAKSANAAN PRASARANA STRATEGIS RIAU</w:t>
-        <w:br/>
+        <w:t>KEGIATAN SWAKELOLA TIPE I</w:t>
       </w:r>
     </w:p>
     <w:p>
       <w:pPr>
-        <w:spacing w:before="0" w:after="160"/>
-        <w:jc w:val="center"/>
-      </w:pPr>
-      <w:r>
-        <w:rPr>
-          <w:rFonts w:ascii="Arial" w:hAnsi="Arial"/>
-          <w:color w:val="787878"/>
-          <w:sz w:val="17"/>
-        </w:rPr>
-        <w:t>Jalan Bakti, Ruko Komplek Mutiara Asri Garden, Sidomulyo Timur, Marpoyan Damai, Pekanbaru</w:t>
-        <w:br/>
-        <w:t>—————————————————————————————————————————————————————————————————</w:t>
-      </w:r>
-    </w:p>
-    <w:p>
-      <w:pPr>
-        <w:spacing w:before="160" w:after="200"/>
+        <w:spacing w:before="0" w:after="200" w:line="276" w:lineRule="auto"/>
         <w:jc w:val="center"/>
       </w:pPr>
       <w:r>
         <w:rPr>
           <w:rFonts w:ascii="Arial" w:hAnsi="Arial"/>
           <w:b/>
-          <w:sz w:val="23"/>
+          <w:sz w:val="22"/>
         </w:rPr>
-        <w:t>LAPORAN PROGRES PEKERJAAN DAN PENGGUNAAN ANGGARAN SECARA BERKALA</w:t>
-        <w:br/>
+        <w:t>ADMINISTRASI KEGIATAN PEMBANGUNAN GEDUNG SPPG PROVINSI RIAU TA 2025</w:t>
       </w:r>
+    </w:p>
+    <w:p>
+      <w:pPr>
+        <w:keepNext/>
+        <w:spacing w:before="160" w:after="80"/>
+        <w:jc w:val="left"/>
+      </w:pPr>
       <w:r>
         <w:rPr>
           <w:rFonts w:ascii="Arial" w:hAnsi="Arial"/>
           <w:b/>
-          <w:sz w:val="23"/>
+          <w:sz w:val="21"/>
         </w:rPr>
-        <w:t>ADMINISTRASI KEGIATAN PEMBANGUNAN GEDUNG SPPG PROVINSI RIAU</w:t>
-        <w:br/>
+        <w:t>I. PENDAHULUAN</w:t>
       </w:r>
+    </w:p>
+    <w:p>
+      <w:pPr>
+        <w:spacing w:before="0" w:after="120" w:line="300" w:lineRule="auto"/>
+        <w:jc w:val="both"/>
+      </w:pPr>
+      <w:r>
+        <w:rPr>
+          <w:rFonts w:ascii="Arial" w:hAnsi="Arial"/>
+          <w:b w:val="0"/>
+          <w:sz w:val="21"/>
+        </w:rPr>
+        <w:t>Laporan progres fisik dan penggunaan anggaran berkala ini disusun oleh Tim Pelaksana Swakelola untuk memberikan gambaran perkembangan capaian keluaran (output) kegiatan serta penyerapan anggaran pada setiap bulan pelaksanaan sejak bulan September sampai dengan Desember 2025.</w:t>
+      </w:r>
+    </w:p>
+    <w:p>
+      <w:pPr>
+        <w:keepNext/>
+        <w:spacing w:before="160" w:after="80"/>
+        <w:jc w:val="left"/>
+      </w:pPr>
       <w:r>
         <w:rPr>
           <w:rFonts w:ascii="Arial" w:hAnsi="Arial"/>
           <w:b/>
-          <w:sz w:val="23"/>
+          <w:sz w:val="21"/>
         </w:rPr>
-        <w:t>TAHUN ANGGARAN 2025</w:t>
-      </w:r>
-    </w:p>
-    <w:p>
-      <w:r>
-        <w:rPr>
-          <w:rFonts w:ascii="Arial" w:hAnsi="Arial"/>
-          <w:sz w:val="19"/>
-        </w:rPr>
-        <w:t>Laporan berkala ini menyajikan perkembangan kumulatif pelaksanaan fisik swakelola dan realisasi keuangan per bulan (Oktober, November, dan Desember 2025) berdasarkan penerbitan SPM dan SP2D resmi KPPN Pekanbaru:</w:t>
-        <w:br/>
-        <w:br/>
-        <w:t>I. REKAPITULASI PROGRES FISIK DAN KEUANGAN PER BULAN</w:t>
+        <w:t>II. REKAPITULASI PROGRES FISIK DAN KEUANGAN BULANAN</w:t>
       </w:r>
     </w:p>
     <w:tbl>
       <w:tblPr>
         <w:tblW w:type="auto" w:w="0"/>
         <w:jc w:val="center"/>
+        <w:tblLayout w:type="fixed"/>
         <w:tblLook w:firstColumn="1" w:firstRow="1" w:lastColumn="0" w:lastRow="0" w:noHBand="0" w:noVBand="1" w:val="04A0"/>
+        <w:tblBorders>
+          <w:top w:val="single" w:sz="4" w:space="0" w:color="444444"/>
+          <w:left w:val="single" w:sz="4" w:space="0" w:color="444444"/>
+          <w:bottom w:val="single" w:sz="4" w:space="0" w:color="444444"/>
+          <w:right w:val="single" w:sz="4" w:space="0" w:color="444444"/>
+          <w:insideH w:val="single" w:sz="4" w:space="0" w:color="444444"/>
+          <w:insideV w:val="single" w:sz="4" w:space="0" w:color="444444"/>
+        </w:tblBorders>
       </w:tblPr>
       <w:tblGrid>
-        <w:gridCol w:w="1440"/>
-        <w:gridCol w:w="1440"/>
-        <w:gridCol w:w="1440"/>
-        <w:gridCol w:w="1440"/>
-        <w:gridCol w:w="1440"/>
-        <w:gridCol w:w="1440"/>
+        <w:gridCol w:w="1559"/>
+        <w:gridCol w:w="1559"/>
+        <w:gridCol w:w="1559"/>
+        <w:gridCol w:w="1559"/>
+        <w:gridCol w:w="1559"/>
+        <w:gridCol w:w="1559"/>
       </w:tblGrid>
       <w:tr>
+        <w:trPr>
+          <w:tblHeader/>
+          <w:cantSplit/>
+        </w:trPr>
         <w:tc>
           <w:tcPr>
-            <w:tcW w:type="dxa" w:w="1440"/>
-            <w:shd w:val="clear" w:color="auto" w:fill="E0E0E0"/>
+            <w:tcW w:type="dxa" w:w="454"/>
+            <w:vAlign w:val="center"/>
+            <w:shd w:fill="D9E2F3"/>
+            <w:tcMar>
+              <w:top w:w="90" w:type="dxa"/>
+              <w:bottom w:w="90" w:type="dxa"/>
+              <w:left w:w="110" w:type="dxa"/>
+              <w:right w:w="110" w:type="dxa"/>
+            </w:tcMar>
           </w:tcPr>
           <w:p>
+            <w:pPr>
+              <w:spacing w:before="0" w:after="0" w:line="276" w:lineRule="auto"/>
+              <w:jc w:val="center"/>
+            </w:pPr>
             <w:r>
               <w:rPr>
                 <w:rFonts w:ascii="Arial" w:hAnsi="Arial"/>
                 <w:b/>
-                <w:sz w:val="17"/>
+                <w:sz w:val="19"/>
               </w:rPr>
-              <w:t>PERIODE</w:t>
+              <w:t>No.</w:t>
             </w:r>
           </w:p>
         </w:tc>
         <w:tc>
           <w:tcPr>
-            <w:tcW w:type="dxa" w:w="1440"/>
-            <w:shd w:val="clear" w:color="auto" w:fill="E0E0E0"/>
+            <w:tcW w:type="dxa" w:w="1417"/>
+            <w:vAlign w:val="center"/>
+            <w:shd w:fill="D9E2F3"/>
+            <w:tcMar>
+              <w:top w:w="90" w:type="dxa"/>
+              <w:bottom w:w="90" w:type="dxa"/>
+              <w:left w:w="110" w:type="dxa"/>
+              <w:right w:w="110" w:type="dxa"/>
+            </w:tcMar>
           </w:tcPr>
           <w:p>
+            <w:pPr>
+              <w:spacing w:before="0" w:after="0" w:line="276" w:lineRule="auto"/>
+              <w:jc w:val="center"/>
+            </w:pPr>
             <w:r>
               <w:rPr>
                 <w:rFonts w:ascii="Arial" w:hAnsi="Arial"/>
                 <w:b/>
-                <w:sz w:val="17"/>
+                <w:sz w:val="19"/>
               </w:rPr>
-              <w:t>URAIAN CAPAIAN FISIK</w:t>
+              <w:t>Periode Bulan</w:t>
             </w:r>
           </w:p>
         </w:tc>
         <w:tc>
           <w:tcPr>
-            <w:tcW w:type="dxa" w:w="1440"/>
-            <w:shd w:val="clear" w:color="auto" w:fill="E0E0E0"/>
+            <w:tcW w:type="dxa" w:w="3515"/>
+            <w:vAlign w:val="center"/>
+            <w:shd w:fill="D9E2F3"/>
+            <w:tcMar>
+              <w:top w:w="90" w:type="dxa"/>
+              <w:bottom w:w="90" w:type="dxa"/>
+              <w:left w:w="110" w:type="dxa"/>
+              <w:right w:w="110" w:type="dxa"/>
+            </w:tcMar>
           </w:tcPr>
           <w:p>
+            <w:pPr>
+              <w:spacing w:before="0" w:after="0" w:line="276" w:lineRule="auto"/>
+              <w:jc w:val="center"/>
+            </w:pPr>
             <w:r>
               <w:rPr>
                 <w:rFonts w:ascii="Arial" w:hAnsi="Arial"/>
                 <w:b/>
-                <w:sz w:val="17"/>
+                <w:sz w:val="19"/>
               </w:rPr>
-              <w:t>PROGRES FISIK</w:t>
+              <w:t>Uraian Capaian Fisik Pekerjaan</w:t>
             </w:r>
           </w:p>
         </w:tc>
         <w:tc>
           <w:tcPr>
-            <w:tcW w:type="dxa" w:w="1440"/>
-            <w:shd w:val="clear" w:color="auto" w:fill="E0E0E0"/>
+            <w:tcW w:type="dxa" w:w="1134"/>
+            <w:vAlign w:val="center"/>
+            <w:shd w:fill="D9E2F3"/>
+            <w:tcMar>
+              <w:top w:w="90" w:type="dxa"/>
+              <w:bottom w:w="90" w:type="dxa"/>
+              <w:left w:w="110" w:type="dxa"/>
+              <w:right w:w="110" w:type="dxa"/>
+            </w:tcMar>
           </w:tcPr>
           <w:p>
+            <w:pPr>
+              <w:spacing w:before="0" w:after="0" w:line="276" w:lineRule="auto"/>
+              <w:jc w:val="center"/>
+            </w:pPr>
             <w:r>
               <w:rPr>
                 <w:rFonts w:ascii="Arial" w:hAnsi="Arial"/>
                 <w:b/>
-                <w:sz w:val="17"/>
+                <w:sz w:val="19"/>
               </w:rPr>
-              <w:t>REALISASI BULAN INI (Rp)</w:t>
+              <w:t>Progres Fisik Kumulatif</w:t>
             </w:r>
           </w:p>
         </w:tc>
         <w:tc>
           <w:tcPr>
-            <w:tcW w:type="dxa" w:w="1440"/>
-            <w:shd w:val="clear" w:color="auto" w:fill="E0E0E0"/>
+            <w:tcW w:type="dxa" w:w="1417"/>
+            <w:vAlign w:val="center"/>
+            <w:shd w:fill="D9E2F3"/>
+            <w:tcMar>
+              <w:top w:w="90" w:type="dxa"/>
+              <w:bottom w:w="90" w:type="dxa"/>
+              <w:left w:w="110" w:type="dxa"/>
+              <w:right w:w="110" w:type="dxa"/>
+            </w:tcMar>
           </w:tcPr>
           <w:p>
+            <w:pPr>
+              <w:spacing w:before="0" w:after="0" w:line="276" w:lineRule="auto"/>
+              <w:jc w:val="center"/>
+            </w:pPr>
             <w:r>
               <w:rPr>
                 <w:rFonts w:ascii="Arial" w:hAnsi="Arial"/>
                 <w:b/>
-                <w:sz w:val="17"/>
+                <w:sz w:val="19"/>
               </w:rPr>
-              <w:t>KUMULATIF REALISASI (Rp)</w:t>
+              <w:t>Realisasi Anggaran Bulan Ini (Rp)</w:t>
             </w:r>
           </w:p>
         </w:tc>
         <w:tc>
           <w:tcPr>
-            <w:tcW w:type="dxa" w:w="1440"/>
-            <w:shd w:val="clear" w:color="auto" w:fill="E0E0E0"/>
+            <w:tcW w:type="dxa" w:w="1417"/>
+            <w:vAlign w:val="center"/>
+            <w:shd w:fill="D9E2F3"/>
+            <w:tcMar>
+              <w:top w:w="90" w:type="dxa"/>
+              <w:bottom w:w="90" w:type="dxa"/>
+              <w:left w:w="110" w:type="dxa"/>
+              <w:right w:w="110" w:type="dxa"/>
+            </w:tcMar>
           </w:tcPr>
           <w:p>
+            <w:pPr>
+              <w:spacing w:before="0" w:after="0" w:line="276" w:lineRule="auto"/>
+              <w:jc w:val="center"/>
+            </w:pPr>
             <w:r>
               <w:rPr>
                 <w:rFonts w:ascii="Arial" w:hAnsi="Arial"/>
                 <w:b/>
-                <w:sz w:val="17"/>
+                <w:sz w:val="19"/>
               </w:rPr>
-              <w:t>% SERAPAN</w:t>
+              <w:t>Realisasi Kumulatif (Rp)</w:t>
             </w:r>
           </w:p>
         </w:tc>
       </w:tr>
       <w:tr>
+        <w:trPr>
+          <w:cantSplit/>
+        </w:trPr>
         <w:tc>
           <w:tcPr>
-            <w:tcW w:type="dxa" w:w="1440"/>
+            <w:tcW w:type="dxa" w:w="454"/>
+            <w:vAlign w:val="center"/>
+            <w:tcMar>
+              <w:top w:w="75" w:type="dxa"/>
+              <w:bottom w:w="75" w:type="dxa"/>
+              <w:left w:w="110" w:type="dxa"/>
+              <w:right w:w="110" w:type="dxa"/>
+            </w:tcMar>
           </w:tcPr>
           <w:p>
+            <w:pPr>
+              <w:spacing w:before="0" w:after="0" w:line="276" w:lineRule="auto"/>
+              <w:jc w:val="center"/>
+            </w:pPr>
             <w:r>
               <w:rPr>
                 <w:rFonts w:ascii="Arial" w:hAnsi="Arial"/>
-                <w:b/>
-                <w:sz w:val="17"/>
+                <w:b w:val="0"/>
+                <w:sz w:val="19"/>
+              </w:rPr>
+              <w:t>1</w:t>
+            </w:r>
+          </w:p>
+        </w:tc>
+        <w:tc>
+          <w:tcPr>
+            <w:tcW w:type="dxa" w:w="1417"/>
+            <w:vAlign w:val="center"/>
+            <w:tcMar>
+              <w:top w:w="75" w:type="dxa"/>
+              <w:bottom w:w="75" w:type="dxa"/>
+              <w:left w:w="110" w:type="dxa"/>
+              <w:right w:w="110" w:type="dxa"/>
+            </w:tcMar>
+          </w:tcPr>
+          <w:p>
+            <w:pPr>
+              <w:spacing w:before="0" w:after="0" w:line="276" w:lineRule="auto"/>
+              <w:jc w:val="center"/>
+            </w:pPr>
+            <w:r>
+              <w:rPr>
+                <w:rFonts w:ascii="Arial" w:hAnsi="Arial"/>
+                <w:b w:val="0"/>
+                <w:sz w:val="19"/>
+              </w:rPr>
+              <w:t>September 2025</w:t>
+            </w:r>
+          </w:p>
+        </w:tc>
+        <w:tc>
+          <w:tcPr>
+            <w:tcW w:type="dxa" w:w="3515"/>
+            <w:vAlign w:val="center"/>
+            <w:tcMar>
+              <w:top w:w="75" w:type="dxa"/>
+              <w:bottom w:w="75" w:type="dxa"/>
+              <w:left w:w="110" w:type="dxa"/>
+              <w:right w:w="110" w:type="dxa"/>
+            </w:tcMar>
+          </w:tcPr>
+          <w:p>
+            <w:pPr>
+              <w:spacing w:before="0" w:after="0" w:line="276" w:lineRule="auto"/>
+              <w:jc w:val="both"/>
+            </w:pPr>
+            <w:r>
+              <w:rPr>
+                <w:rFonts w:ascii="Arial" w:hAnsi="Arial"/>
+                <w:b w:val="0"/>
+                <w:sz w:val="19"/>
+              </w:rPr>
+              <w:t>Penetapan SK Tim, pembahasan persiapan, finalisasi KAK &amp; RAB, serta survei awal lokasi dalam kota Pekanbaru.</w:t>
+            </w:r>
+          </w:p>
+        </w:tc>
+        <w:tc>
+          <w:tcPr>
+            <w:tcW w:type="dxa" w:w="1134"/>
+            <w:vAlign w:val="center"/>
+            <w:tcMar>
+              <w:top w:w="75" w:type="dxa"/>
+              <w:bottom w:w="75" w:type="dxa"/>
+              <w:left w:w="110" w:type="dxa"/>
+              <w:right w:w="110" w:type="dxa"/>
+            </w:tcMar>
+          </w:tcPr>
+          <w:p>
+            <w:pPr>
+              <w:spacing w:before="0" w:after="0" w:line="276" w:lineRule="auto"/>
+              <w:jc w:val="left"/>
+            </w:pPr>
+            <w:r>
+              <w:rPr>
+                <w:rFonts w:ascii="Arial" w:hAnsi="Arial"/>
+                <w:b w:val="0"/>
+                <w:sz w:val="19"/>
+              </w:rPr>
+              <w:t>20,00%</w:t>
+            </w:r>
+          </w:p>
+        </w:tc>
+        <w:tc>
+          <w:tcPr>
+            <w:tcW w:type="dxa" w:w="1417"/>
+            <w:vAlign w:val="center"/>
+            <w:tcMar>
+              <w:top w:w="75" w:type="dxa"/>
+              <w:bottom w:w="75" w:type="dxa"/>
+              <w:left w:w="110" w:type="dxa"/>
+              <w:right w:w="110" w:type="dxa"/>
+            </w:tcMar>
+          </w:tcPr>
+          <w:p>
+            <w:pPr>
+              <w:spacing w:before="0" w:after="0" w:line="276" w:lineRule="auto"/>
+              <w:jc w:val="right"/>
+            </w:pPr>
+            <w:r>
+              <w:rPr>
+                <w:rFonts w:ascii="Arial" w:hAnsi="Arial"/>
+                <w:b w:val="0"/>
+                <w:sz w:val="19"/>
+              </w:rPr>
+              <w:t>5.950.000</w:t>
+            </w:r>
+          </w:p>
+        </w:tc>
+        <w:tc>
+          <w:tcPr>
+            <w:tcW w:type="dxa" w:w="1417"/>
+            <w:vAlign w:val="center"/>
+            <w:tcMar>
+              <w:top w:w="75" w:type="dxa"/>
+              <w:bottom w:w="75" w:type="dxa"/>
+              <w:left w:w="110" w:type="dxa"/>
+              <w:right w:w="110" w:type="dxa"/>
+            </w:tcMar>
+          </w:tcPr>
+          <w:p>
+            <w:pPr>
+              <w:spacing w:before="0" w:after="0" w:line="276" w:lineRule="auto"/>
+              <w:jc w:val="right"/>
+            </w:pPr>
+            <w:r>
+              <w:rPr>
+                <w:rFonts w:ascii="Arial" w:hAnsi="Arial"/>
+                <w:b w:val="0"/>
+                <w:sz w:val="19"/>
+              </w:rPr>
+              <w:t>5.950.000</w:t>
+            </w:r>
+          </w:p>
+        </w:tc>
+      </w:tr>
+      <w:tr>
+        <w:trPr>
+          <w:cantSplit/>
+        </w:trPr>
+        <w:tc>
+          <w:tcPr>
+            <w:tcW w:type="dxa" w:w="454"/>
+            <w:vAlign w:val="center"/>
+            <w:tcMar>
+              <w:top w:w="75" w:type="dxa"/>
+              <w:bottom w:w="75" w:type="dxa"/>
+              <w:left w:w="110" w:type="dxa"/>
+              <w:right w:w="110" w:type="dxa"/>
+            </w:tcMar>
+          </w:tcPr>
+          <w:p>
+            <w:pPr>
+              <w:spacing w:before="0" w:after="0" w:line="276" w:lineRule="auto"/>
+              <w:jc w:val="center"/>
+            </w:pPr>
+            <w:r>
+              <w:rPr>
+                <w:rFonts w:ascii="Arial" w:hAnsi="Arial"/>
+                <w:b w:val="0"/>
+                <w:sz w:val="19"/>
+              </w:rPr>
+              <w:t>2</w:t>
+            </w:r>
+          </w:p>
+        </w:tc>
+        <w:tc>
+          <w:tcPr>
+            <w:tcW w:type="dxa" w:w="1417"/>
+            <w:vAlign w:val="center"/>
+            <w:tcMar>
+              <w:top w:w="75" w:type="dxa"/>
+              <w:bottom w:w="75" w:type="dxa"/>
+              <w:left w:w="110" w:type="dxa"/>
+              <w:right w:w="110" w:type="dxa"/>
+            </w:tcMar>
+          </w:tcPr>
+          <w:p>
+            <w:pPr>
+              <w:spacing w:before="0" w:after="0" w:line="276" w:lineRule="auto"/>
+              <w:jc w:val="center"/>
+            </w:pPr>
+            <w:r>
+              <w:rPr>
+                <w:rFonts w:ascii="Arial" w:hAnsi="Arial"/>
+                <w:b w:val="0"/>
+                <w:sz w:val="19"/>
               </w:rPr>
               <w:t>Oktober 2025</w:t>
             </w:r>
@@ -211,89 +538,160 @@
         </w:tc>
         <w:tc>
           <w:tcPr>
-            <w:tcW w:type="dxa" w:w="1440"/>
+            <w:tcW w:type="dxa" w:w="3515"/>
+            <w:vAlign w:val="center"/>
+            <w:tcMar>
+              <w:top w:w="75" w:type="dxa"/>
+              <w:bottom w:w="75" w:type="dxa"/>
+              <w:left w:w="110" w:type="dxa"/>
+              <w:right w:w="110" w:type="dxa"/>
+            </w:tcMar>
           </w:tcPr>
           <w:p>
+            <w:pPr>
+              <w:spacing w:before="0" w:after="0" w:line="276" w:lineRule="auto"/>
+              <w:jc w:val="both"/>
+            </w:pPr>
             <w:r>
               <w:rPr>
                 <w:rFonts w:ascii="Arial" w:hAnsi="Arial"/>
-                <w:sz w:val="17"/>
+                <w:b w:val="0"/>
+                <w:sz w:val="19"/>
               </w:rPr>
-              <w:t>Survei awal lokasi Kampar &amp; belanja persediaan ATK/komputer tahap 1</w:t>
+              <w:t>Pengadaan ATK operasional (Rp 10.750.000) serta pelaksanaan koordinasi teknis Jakarta dan survei lapangan Kab. Kampar &amp; Kota Dumai.</w:t>
             </w:r>
           </w:p>
         </w:tc>
         <w:tc>
           <w:tcPr>
-            <w:tcW w:type="dxa" w:w="1440"/>
+            <w:tcW w:type="dxa" w:w="1134"/>
+            <w:vAlign w:val="center"/>
+            <w:tcMar>
+              <w:top w:w="75" w:type="dxa"/>
+              <w:bottom w:w="75" w:type="dxa"/>
+              <w:left w:w="110" w:type="dxa"/>
+              <w:right w:w="110" w:type="dxa"/>
+            </w:tcMar>
           </w:tcPr>
           <w:p>
+            <w:pPr>
+              <w:spacing w:before="0" w:after="0" w:line="276" w:lineRule="auto"/>
+              <w:jc w:val="left"/>
+            </w:pPr>
             <w:r>
               <w:rPr>
                 <w:rFonts w:ascii="Arial" w:hAnsi="Arial"/>
-                <w:b/>
-                <w:sz w:val="17"/>
+                <w:b w:val="0"/>
+                <w:sz w:val="19"/>
               </w:rPr>
-              <w:t>35 %</w:t>
+              <w:t>55,00%</w:t>
             </w:r>
           </w:p>
         </w:tc>
         <w:tc>
           <w:tcPr>
-            <w:tcW w:type="dxa" w:w="1440"/>
+            <w:tcW w:type="dxa" w:w="1417"/>
+            <w:vAlign w:val="center"/>
+            <w:tcMar>
+              <w:top w:w="75" w:type="dxa"/>
+              <w:bottom w:w="75" w:type="dxa"/>
+              <w:left w:w="110" w:type="dxa"/>
+              <w:right w:w="110" w:type="dxa"/>
+            </w:tcMar>
           </w:tcPr>
           <w:p>
+            <w:pPr>
+              <w:spacing w:before="0" w:after="0" w:line="276" w:lineRule="auto"/>
+              <w:jc w:val="right"/>
+            </w:pPr>
             <w:r>
               <w:rPr>
                 <w:rFonts w:ascii="Arial" w:hAnsi="Arial"/>
-                <w:sz w:val="17"/>
+                <w:b w:val="0"/>
+                <w:sz w:val="19"/>
               </w:rPr>
-              <w:t>24.580.000</w:t>
+              <w:t>66.605.528</w:t>
             </w:r>
           </w:p>
         </w:tc>
         <w:tc>
           <w:tcPr>
-            <w:tcW w:type="dxa" w:w="1440"/>
+            <w:tcW w:type="dxa" w:w="1417"/>
+            <w:vAlign w:val="center"/>
+            <w:tcMar>
+              <w:top w:w="75" w:type="dxa"/>
+              <w:bottom w:w="75" w:type="dxa"/>
+              <w:left w:w="110" w:type="dxa"/>
+              <w:right w:w="110" w:type="dxa"/>
+            </w:tcMar>
           </w:tcPr>
           <w:p>
+            <w:pPr>
+              <w:spacing w:before="0" w:after="0" w:line="276" w:lineRule="auto"/>
+              <w:jc w:val="right"/>
+            </w:pPr>
             <w:r>
               <w:rPr>
                 <w:rFonts w:ascii="Arial" w:hAnsi="Arial"/>
-                <w:b/>
-                <w:sz w:val="17"/>
+                <w:b w:val="0"/>
+                <w:sz w:val="19"/>
               </w:rPr>
-              <w:t>24.580.000</w:t>
+              <w:t>72.555.528</w:t>
+            </w:r>
+          </w:p>
+        </w:tc>
+      </w:tr>
+      <w:tr>
+        <w:trPr>
+          <w:cantSplit/>
+        </w:trPr>
+        <w:tc>
+          <w:tcPr>
+            <w:tcW w:type="dxa" w:w="454"/>
+            <w:vAlign w:val="center"/>
+            <w:tcMar>
+              <w:top w:w="75" w:type="dxa"/>
+              <w:bottom w:w="75" w:type="dxa"/>
+              <w:left w:w="110" w:type="dxa"/>
+              <w:right w:w="110" w:type="dxa"/>
+            </w:tcMar>
+          </w:tcPr>
+          <w:p>
+            <w:pPr>
+              <w:spacing w:before="0" w:after="0" w:line="276" w:lineRule="auto"/>
+              <w:jc w:val="center"/>
+            </w:pPr>
+            <w:r>
+              <w:rPr>
+                <w:rFonts w:ascii="Arial" w:hAnsi="Arial"/>
+                <w:b w:val="0"/>
+                <w:sz w:val="19"/>
+              </w:rPr>
+              <w:t>3</w:t>
             </w:r>
           </w:p>
         </w:tc>
         <w:tc>
           <w:tcPr>
-            <w:tcW w:type="dxa" w:w="1440"/>
+            <w:tcW w:type="dxa" w:w="1417"/>
+            <w:vAlign w:val="center"/>
+            <w:tcMar>
+              <w:top w:w="75" w:type="dxa"/>
+              <w:bottom w:w="75" w:type="dxa"/>
+              <w:left w:w="110" w:type="dxa"/>
+              <w:right w:w="110" w:type="dxa"/>
+            </w:tcMar>
           </w:tcPr>
           <w:p>
+            <w:pPr>
+              <w:spacing w:before="0" w:after="0" w:line="276" w:lineRule="auto"/>
+              <w:jc w:val="center"/>
+            </w:pPr>
             <w:r>
               <w:rPr>
                 <w:rFonts w:ascii="Arial" w:hAnsi="Arial"/>
-                <w:b/>
-                <w:sz w:val="17"/>
-              </w:rPr>
-              <w:t>5,95 %</w:t>
-            </w:r>
-          </w:p>
-        </w:tc>
-      </w:tr>
-      <w:tr>
-        <w:tc>
-          <w:tcPr>
-            <w:tcW w:type="dxa" w:w="1440"/>
-          </w:tcPr>
-          <w:p>
-            <w:r>
-              <w:rPr>
-                <w:rFonts w:ascii="Arial" w:hAnsi="Arial"/>
-                <w:b/>
-                <w:sz w:val="17"/>
+                <w:b w:val="0"/>
+                <w:sz w:val="19"/>
               </w:rPr>
               <w:t>November 2025</w:t>
             </w:r>
@@ -301,89 +699,160 @@
         </w:tc>
         <w:tc>
           <w:tcPr>
-            <w:tcW w:type="dxa" w:w="1440"/>
+            <w:tcW w:type="dxa" w:w="3515"/>
+            <w:vAlign w:val="center"/>
+            <w:tcMar>
+              <w:top w:w="75" w:type="dxa"/>
+              <w:bottom w:w="75" w:type="dxa"/>
+              <w:left w:w="110" w:type="dxa"/>
+              <w:right w:w="110" w:type="dxa"/>
+            </w:tcMar>
           </w:tcPr>
           <w:p>
+            <w:pPr>
+              <w:spacing w:before="0" w:after="0" w:line="276" w:lineRule="auto"/>
+              <w:jc w:val="both"/>
+            </w:pPr>
             <w:r>
               <w:rPr>
                 <w:rFonts w:ascii="Arial" w:hAnsi="Arial"/>
-                <w:sz w:val="17"/>
+                <w:b w:val="0"/>
+                <w:sz w:val="19"/>
               </w:rPr>
-              <w:t>Monitoring Dumai &amp; Siak, koordinasi Jakarta, belanja bahan pelaporan</w:t>
+              <w:t>Pengadaan Computer Supplies (Rp 9.485.000) serta pelaksanaan monitoring lapangan Kab. Kampar, Kab. Siak, Kota Dumai, dan koordinasi Medan.</w:t>
             </w:r>
           </w:p>
         </w:tc>
         <w:tc>
           <w:tcPr>
-            <w:tcW w:type="dxa" w:w="1440"/>
+            <w:tcW w:type="dxa" w:w="1134"/>
+            <w:vAlign w:val="center"/>
+            <w:tcMar>
+              <w:top w:w="75" w:type="dxa"/>
+              <w:bottom w:w="75" w:type="dxa"/>
+              <w:left w:w="110" w:type="dxa"/>
+              <w:right w:w="110" w:type="dxa"/>
+            </w:tcMar>
           </w:tcPr>
           <w:p>
+            <w:pPr>
+              <w:spacing w:before="0" w:after="0" w:line="276" w:lineRule="auto"/>
+              <w:jc w:val="left"/>
+            </w:pPr>
             <w:r>
               <w:rPr>
                 <w:rFonts w:ascii="Arial" w:hAnsi="Arial"/>
-                <w:b/>
-                <w:sz w:val="17"/>
+                <w:b w:val="0"/>
+                <w:sz w:val="19"/>
               </w:rPr>
-              <w:t>75 %</w:t>
+              <w:t>85,00%</w:t>
             </w:r>
           </w:p>
         </w:tc>
         <w:tc>
           <w:tcPr>
-            <w:tcW w:type="dxa" w:w="1440"/>
+            <w:tcW w:type="dxa" w:w="1417"/>
+            <w:vAlign w:val="center"/>
+            <w:tcMar>
+              <w:top w:w="75" w:type="dxa"/>
+              <w:bottom w:w="75" w:type="dxa"/>
+              <w:left w:w="110" w:type="dxa"/>
+              <w:right w:w="110" w:type="dxa"/>
+            </w:tcMar>
           </w:tcPr>
           <w:p>
+            <w:pPr>
+              <w:spacing w:before="0" w:after="0" w:line="276" w:lineRule="auto"/>
+              <w:jc w:val="right"/>
+            </w:pPr>
             <w:r>
               <w:rPr>
                 <w:rFonts w:ascii="Arial" w:hAnsi="Arial"/>
-                <w:sz w:val="17"/>
+                <w:b w:val="0"/>
+                <w:sz w:val="19"/>
               </w:rPr>
-              <w:t>68.420.000</w:t>
+              <w:t>47.753.572</w:t>
             </w:r>
           </w:p>
         </w:tc>
         <w:tc>
           <w:tcPr>
-            <w:tcW w:type="dxa" w:w="1440"/>
+            <w:tcW w:type="dxa" w:w="1417"/>
+            <w:vAlign w:val="center"/>
+            <w:tcMar>
+              <w:top w:w="75" w:type="dxa"/>
+              <w:bottom w:w="75" w:type="dxa"/>
+              <w:left w:w="110" w:type="dxa"/>
+              <w:right w:w="110" w:type="dxa"/>
+            </w:tcMar>
           </w:tcPr>
           <w:p>
+            <w:pPr>
+              <w:spacing w:before="0" w:after="0" w:line="276" w:lineRule="auto"/>
+              <w:jc w:val="right"/>
+            </w:pPr>
             <w:r>
               <w:rPr>
                 <w:rFonts w:ascii="Arial" w:hAnsi="Arial"/>
-                <w:b/>
-                <w:sz w:val="17"/>
+                <w:b w:val="0"/>
+                <w:sz w:val="19"/>
               </w:rPr>
-              <w:t>93.000.000</w:t>
+              <w:t>120.309.100</w:t>
+            </w:r>
+          </w:p>
+        </w:tc>
+      </w:tr>
+      <w:tr>
+        <w:trPr>
+          <w:cantSplit/>
+        </w:trPr>
+        <w:tc>
+          <w:tcPr>
+            <w:tcW w:type="dxa" w:w="454"/>
+            <w:vAlign w:val="center"/>
+            <w:tcMar>
+              <w:top w:w="75" w:type="dxa"/>
+              <w:bottom w:w="75" w:type="dxa"/>
+              <w:left w:w="110" w:type="dxa"/>
+              <w:right w:w="110" w:type="dxa"/>
+            </w:tcMar>
+          </w:tcPr>
+          <w:p>
+            <w:pPr>
+              <w:spacing w:before="0" w:after="0" w:line="276" w:lineRule="auto"/>
+              <w:jc w:val="center"/>
+            </w:pPr>
+            <w:r>
+              <w:rPr>
+                <w:rFonts w:ascii="Arial" w:hAnsi="Arial"/>
+                <w:b w:val="0"/>
+                <w:sz w:val="19"/>
+              </w:rPr>
+              <w:t>4</w:t>
             </w:r>
           </w:p>
         </w:tc>
         <w:tc>
           <w:tcPr>
-            <w:tcW w:type="dxa" w:w="1440"/>
+            <w:tcW w:type="dxa" w:w="1417"/>
+            <w:vAlign w:val="center"/>
+            <w:tcMar>
+              <w:top w:w="75" w:type="dxa"/>
+              <w:bottom w:w="75" w:type="dxa"/>
+              <w:left w:w="110" w:type="dxa"/>
+              <w:right w:w="110" w:type="dxa"/>
+            </w:tcMar>
           </w:tcPr>
           <w:p>
+            <w:pPr>
+              <w:spacing w:before="0" w:after="0" w:line="276" w:lineRule="auto"/>
+              <w:jc w:val="center"/>
+            </w:pPr>
             <w:r>
               <w:rPr>
                 <w:rFonts w:ascii="Arial" w:hAnsi="Arial"/>
-                <w:b/>
-                <w:sz w:val="17"/>
-              </w:rPr>
-              <w:t>22,52 %</w:t>
-            </w:r>
-          </w:p>
-        </w:tc>
-      </w:tr>
-      <w:tr>
-        <w:tc>
-          <w:tcPr>
-            <w:tcW w:type="dxa" w:w="1440"/>
-          </w:tcPr>
-          <w:p>
-            <w:r>
-              <w:rPr>
-                <w:rFonts w:ascii="Arial" w:hAnsi="Arial"/>
-                <w:b/>
-                <w:sz w:val="17"/>
+                <w:b w:val="0"/>
+                <w:sz w:val="19"/>
               </w:rPr>
               <w:t>Desember 2025</w:t>
             </w:r>
@@ -391,57 +860,242 @@
         </w:tc>
         <w:tc>
           <w:tcPr>
-            <w:tcW w:type="dxa" w:w="1440"/>
+            <w:tcW w:type="dxa" w:w="3515"/>
+            <w:vAlign w:val="center"/>
+            <w:tcMar>
+              <w:top w:w="75" w:type="dxa"/>
+              <w:bottom w:w="75" w:type="dxa"/>
+              <w:left w:w="110" w:type="dxa"/>
+              <w:right w:w="110" w:type="dxa"/>
+            </w:tcMar>
           </w:tcPr>
           <w:p>
+            <w:pPr>
+              <w:spacing w:before="0" w:after="0" w:line="276" w:lineRule="auto"/>
+              <w:jc w:val="both"/>
+            </w:pPr>
             <w:r>
               <w:rPr>
                 <w:rFonts w:ascii="Arial" w:hAnsi="Arial"/>
-                <w:sz w:val="17"/>
+                <w:b w:val="0"/>
+                <w:sz w:val="19"/>
               </w:rPr>
-              <w:t>Koordinasi Medan &amp; Kampar, penyusunan laporan akhir, rekonsiliasi SP2D</w:t>
+              <w:t>Pelaksanaan monitoring akhir wilayah Provinsi Riau, rekonsiliasi keuangan, pemeriksaan akhir (BAPHP), BAST, dan penyusunan Laporan Akhir.</w:t>
             </w:r>
           </w:p>
         </w:tc>
         <w:tc>
           <w:tcPr>
-            <w:tcW w:type="dxa" w:w="1440"/>
+            <w:tcW w:type="dxa" w:w="1134"/>
+            <w:vAlign w:val="center"/>
+            <w:tcMar>
+              <w:top w:w="75" w:type="dxa"/>
+              <w:bottom w:w="75" w:type="dxa"/>
+              <w:left w:w="110" w:type="dxa"/>
+              <w:right w:w="110" w:type="dxa"/>
+            </w:tcMar>
           </w:tcPr>
           <w:p>
+            <w:pPr>
+              <w:spacing w:before="0" w:after="0" w:line="276" w:lineRule="auto"/>
+              <w:jc w:val="left"/>
+            </w:pPr>
             <w:r>
               <w:rPr>
                 <w:rFonts w:ascii="Arial" w:hAnsi="Arial"/>
-                <w:b/>
-                <w:sz w:val="17"/>
+                <w:b w:val="0"/>
+                <w:sz w:val="19"/>
               </w:rPr>
-              <w:t>100 %</w:t>
+              <w:t>100,00%</w:t>
             </w:r>
           </w:p>
         </w:tc>
         <w:tc>
           <w:tcPr>
-            <w:tcW w:type="dxa" w:w="1440"/>
+            <w:tcW w:type="dxa" w:w="1417"/>
+            <w:vAlign w:val="center"/>
+            <w:tcMar>
+              <w:top w:w="75" w:type="dxa"/>
+              <w:bottom w:w="75" w:type="dxa"/>
+              <w:left w:w="110" w:type="dxa"/>
+              <w:right w:w="110" w:type="dxa"/>
+            </w:tcMar>
           </w:tcPr>
           <w:p>
+            <w:pPr>
+              <w:spacing w:before="0" w:after="0" w:line="276" w:lineRule="auto"/>
+              <w:jc w:val="right"/>
+            </w:pPr>
             <w:r>
               <w:rPr>
                 <w:rFonts w:ascii="Arial" w:hAnsi="Arial"/>
-                <w:sz w:val="17"/>
+                <w:b w:val="0"/>
+                <w:sz w:val="19"/>
               </w:rPr>
-              <w:t>48.159.100</w:t>
+              <w:t>20.850.000</w:t>
             </w:r>
           </w:p>
         </w:tc>
         <w:tc>
           <w:tcPr>
-            <w:tcW w:type="dxa" w:w="1440"/>
+            <w:tcW w:type="dxa" w:w="1417"/>
+            <w:vAlign w:val="center"/>
+            <w:tcMar>
+              <w:top w:w="75" w:type="dxa"/>
+              <w:bottom w:w="75" w:type="dxa"/>
+              <w:left w:w="110" w:type="dxa"/>
+              <w:right w:w="110" w:type="dxa"/>
+            </w:tcMar>
           </w:tcPr>
           <w:p>
+            <w:pPr>
+              <w:spacing w:before="0" w:after="0" w:line="276" w:lineRule="auto"/>
+              <w:jc w:val="right"/>
+            </w:pPr>
+            <w:r>
+              <w:rPr>
+                <w:rFonts w:ascii="Arial" w:hAnsi="Arial"/>
+                <w:b w:val="0"/>
+                <w:sz w:val="19"/>
+              </w:rPr>
+              <w:t>141.159.100</w:t>
+            </w:r>
+          </w:p>
+        </w:tc>
+      </w:tr>
+      <w:tr>
+        <w:trPr>
+          <w:cantSplit/>
+        </w:trPr>
+        <w:tc>
+          <w:tcPr>
+            <w:tcW w:type="dxa" w:w="454"/>
+            <w:vAlign w:val="center"/>
+            <w:shd w:fill="F2F4F8"/>
+            <w:tcMar>
+              <w:top w:w="75" w:type="dxa"/>
+              <w:bottom w:w="75" w:type="dxa"/>
+              <w:left w:w="110" w:type="dxa"/>
+              <w:right w:w="110" w:type="dxa"/>
+            </w:tcMar>
+          </w:tcPr>
+          <w:p>
+            <w:pPr>
+              <w:spacing w:before="0" w:after="0" w:line="276" w:lineRule="auto"/>
+              <w:jc w:val="center"/>
+            </w:pPr>
             <w:r>
               <w:rPr>
                 <w:rFonts w:ascii="Arial" w:hAnsi="Arial"/>
                 <w:b/>
-                <w:sz w:val="17"/>
+                <w:sz w:val="19"/>
+              </w:rPr>
+              <w:t>TOTAL</w:t>
+            </w:r>
+          </w:p>
+        </w:tc>
+        <w:tc>
+          <w:tcPr>
+            <w:tcW w:type="dxa" w:w="1417"/>
+            <w:vAlign w:val="center"/>
+            <w:shd w:fill="F2F4F8"/>
+            <w:tcMar>
+              <w:top w:w="75" w:type="dxa"/>
+              <w:bottom w:w="75" w:type="dxa"/>
+              <w:left w:w="110" w:type="dxa"/>
+              <w:right w:w="110" w:type="dxa"/>
+            </w:tcMar>
+          </w:tcPr>
+          <w:p>
+            <w:pPr>
+              <w:spacing w:before="0" w:after="0" w:line="276" w:lineRule="auto"/>
+              <w:jc w:val="center"/>
+            </w:pPr>
+            <w:r>
+              <w:rPr>
+                <w:rFonts w:ascii="Arial" w:hAnsi="Arial"/>
+                <w:b/>
+                <w:sz w:val="19"/>
+              </w:rPr>
+            </w:r>
+          </w:p>
+        </w:tc>
+        <w:tc>
+          <w:tcPr>
+            <w:tcW w:type="dxa" w:w="3515"/>
+            <w:vAlign w:val="center"/>
+            <w:shd w:fill="F2F4F8"/>
+            <w:tcMar>
+              <w:top w:w="75" w:type="dxa"/>
+              <w:bottom w:w="75" w:type="dxa"/>
+              <w:left w:w="110" w:type="dxa"/>
+              <w:right w:w="110" w:type="dxa"/>
+            </w:tcMar>
+          </w:tcPr>
+          <w:p>
+            <w:pPr>
+              <w:spacing w:before="0" w:after="0" w:line="276" w:lineRule="auto"/>
+              <w:jc w:val="left"/>
+            </w:pPr>
+            <w:r>
+              <w:rPr>
+                <w:rFonts w:ascii="Arial" w:hAnsi="Arial"/>
+                <w:b/>
+                <w:sz w:val="19"/>
+              </w:rPr>
+              <w:t>CAPAIAN AKHIR PELAKSANAAN SWAKELOLA SPPG TA 2025</w:t>
+            </w:r>
+          </w:p>
+        </w:tc>
+        <w:tc>
+          <w:tcPr>
+            <w:tcW w:type="dxa" w:w="1134"/>
+            <w:vAlign w:val="center"/>
+            <w:shd w:fill="F2F4F8"/>
+            <w:tcMar>
+              <w:top w:w="75" w:type="dxa"/>
+              <w:bottom w:w="75" w:type="dxa"/>
+              <w:left w:w="110" w:type="dxa"/>
+              <w:right w:w="110" w:type="dxa"/>
+            </w:tcMar>
+          </w:tcPr>
+          <w:p>
+            <w:pPr>
+              <w:spacing w:before="0" w:after="0" w:line="276" w:lineRule="auto"/>
+              <w:jc w:val="left"/>
+            </w:pPr>
+            <w:r>
+              <w:rPr>
+                <w:rFonts w:ascii="Arial" w:hAnsi="Arial"/>
+                <w:b/>
+                <w:sz w:val="19"/>
+              </w:rPr>
+              <w:t>100,00%</w:t>
+            </w:r>
+          </w:p>
+        </w:tc>
+        <w:tc>
+          <w:tcPr>
+            <w:tcW w:type="dxa" w:w="1417"/>
+            <w:vAlign w:val="center"/>
+            <w:shd w:fill="F2F4F8"/>
+            <w:tcMar>
+              <w:top w:w="75" w:type="dxa"/>
+              <w:bottom w:w="75" w:type="dxa"/>
+              <w:left w:w="110" w:type="dxa"/>
+              <w:right w:w="110" w:type="dxa"/>
+            </w:tcMar>
+          </w:tcPr>
+          <w:p>
+            <w:pPr>
+              <w:spacing w:before="0" w:after="0" w:line="276" w:lineRule="auto"/>
+              <w:jc w:val="right"/>
+            </w:pPr>
+            <w:r>
+              <w:rPr>
+                <w:rFonts w:ascii="Arial" w:hAnsi="Arial"/>
+                <w:b/>
+                <w:sz w:val="19"/>
               </w:rPr>
               <w:t>141.159.100</w:t>
             </w:r>
@@ -449,114 +1103,28 @@
         </w:tc>
         <w:tc>
           <w:tcPr>
-            <w:tcW w:type="dxa" w:w="1440"/>
+            <w:tcW w:type="dxa" w:w="1417"/>
+            <w:vAlign w:val="center"/>
+            <w:shd w:fill="F2F4F8"/>
+            <w:tcMar>
+              <w:top w:w="75" w:type="dxa"/>
+              <w:bottom w:w="75" w:type="dxa"/>
+              <w:left w:w="110" w:type="dxa"/>
+              <w:right w:w="110" w:type="dxa"/>
+            </w:tcMar>
           </w:tcPr>
           <w:p>
+            <w:pPr>
+              <w:spacing w:before="0" w:after="0" w:line="276" w:lineRule="auto"/>
+              <w:jc w:val="right"/>
+            </w:pPr>
             <w:r>
               <w:rPr>
                 <w:rFonts w:ascii="Arial" w:hAnsi="Arial"/>
                 <w:b/>
-                <w:sz w:val="17"/>
-              </w:rPr>
-              <w:t>34,18 %</w:t>
-            </w:r>
-          </w:p>
-        </w:tc>
-      </w:tr>
-      <w:tr>
-        <w:tc>
-          <w:tcPr>
-            <w:tcW w:type="dxa" w:w="1440"/>
-            <w:shd w:val="clear" w:color="auto" w:fill="FFF0D0"/>
-          </w:tcPr>
-          <w:p>
-            <w:r>
-              <w:rPr>
-                <w:rFonts w:ascii="Arial" w:hAnsi="Arial"/>
-                <w:b/>
-                <w:sz w:val="17"/>
-              </w:rPr>
-              <w:t>TOTAL</w:t>
-            </w:r>
-          </w:p>
-        </w:tc>
-        <w:tc>
-          <w:tcPr>
-            <w:tcW w:type="dxa" w:w="1440"/>
-            <w:shd w:val="clear" w:color="auto" w:fill="FFF0D0"/>
-          </w:tcPr>
-          <w:p>
-            <w:r>
-              <w:rPr>
-                <w:rFonts w:ascii="Arial" w:hAnsi="Arial"/>
-                <w:b/>
-                <w:sz w:val="17"/>
-              </w:rPr>
-              <w:t>Seluruh Pekerjaan Administrasi Selesai 100%</w:t>
-            </w:r>
-          </w:p>
-        </w:tc>
-        <w:tc>
-          <w:tcPr>
-            <w:tcW w:type="dxa" w:w="1440"/>
-            <w:shd w:val="clear" w:color="auto" w:fill="FFF0D0"/>
-          </w:tcPr>
-          <w:p>
-            <w:r>
-              <w:rPr>
-                <w:rFonts w:ascii="Arial" w:hAnsi="Arial"/>
-                <w:b/>
-                <w:sz w:val="17"/>
-              </w:rPr>
-              <w:t>100 %</w:t>
-            </w:r>
-          </w:p>
-        </w:tc>
-        <w:tc>
-          <w:tcPr>
-            <w:tcW w:type="dxa" w:w="1440"/>
-            <w:shd w:val="clear" w:color="auto" w:fill="FFF0D0"/>
-          </w:tcPr>
-          <w:p>
-            <w:r>
-              <w:rPr>
-                <w:rFonts w:ascii="Arial" w:hAnsi="Arial"/>
-                <w:b/>
-                <w:sz w:val="17"/>
+                <w:sz w:val="19"/>
               </w:rPr>
               <w:t>141.159.100</w:t>
-            </w:r>
-          </w:p>
-        </w:tc>
-        <w:tc>
-          <w:tcPr>
-            <w:tcW w:type="dxa" w:w="1440"/>
-            <w:shd w:val="clear" w:color="auto" w:fill="FFF0D0"/>
-          </w:tcPr>
-          <w:p>
-            <w:r>
-              <w:rPr>
-                <w:rFonts w:ascii="Arial" w:hAnsi="Arial"/>
-                <w:b/>
-                <w:sz w:val="17"/>
-              </w:rPr>
-              <w:t>141.159.100</w:t>
-            </w:r>
-          </w:p>
-        </w:tc>
-        <w:tc>
-          <w:tcPr>
-            <w:tcW w:type="dxa" w:w="1440"/>
-            <w:shd w:val="clear" w:color="auto" w:fill="FFF0D0"/>
-          </w:tcPr>
-          <w:p>
-            <w:r>
-              <w:rPr>
-                <w:rFonts w:ascii="Arial" w:hAnsi="Arial"/>
-                <w:b/>
-                <w:sz w:val="17"/>
-              </w:rPr>
-              <w:t>34,18 %</w:t>
             </w:r>
           </w:p>
         </w:tc>
@@ -564,135 +1132,166 @@
     </w:tbl>
     <w:p>
       <w:pPr>
-        <w:spacing w:before="200"/>
+        <w:spacing w:before="0" w:after="120"/>
+      </w:pPr>
+    </w:p>
+    <w:p>
+      <w:pPr>
+        <w:keepNext/>
+        <w:spacing w:before="160" w:after="80"/>
+        <w:jc w:val="left"/>
       </w:pPr>
       <w:r>
         <w:rPr>
           <w:rFonts w:ascii="Arial" w:hAnsi="Arial"/>
-          <w:sz w:val="18"/>
+          <w:b/>
+          <w:sz w:val="21"/>
         </w:rPr>
-        <w:t>Catatan Analisis:</w:t>
-        <w:br/>
-        <w:t>1. Progres fisik telah mencapai 100% dengan terselenggaranya seluruh pendampingan administrasi, verifikasi lapangan, pemenuhan ATK, dan penyerahan laporan.</w:t>
-        <w:br/>
-        <w:t>2. Realisasi keuangan sebesar Rp 141.159.100,- (34,18% dari Pagu Rp 413.000.000,-). Terdapat sisa anggaran efisiensi sebesar Rp 271.840.900,- yang tidak terserap dan tetap berada di Rekening Kas Negara.</w:t>
+        <w:t>III. EVALUASI PELAKSANAAN</w:t>
       </w:r>
     </w:p>
     <w:p>
       <w:pPr>
-        <w:spacing w:before="280" w:after="80"/>
-        <w:jc w:val="right"/>
+        <w:spacing w:before="0" w:after="120" w:line="300" w:lineRule="auto"/>
+        <w:jc w:val="both"/>
       </w:pPr>
       <w:r>
         <w:rPr>
           <w:rFonts w:ascii="Arial" w:hAnsi="Arial"/>
-          <w:sz w:val="20"/>
+          <w:b w:val="0"/>
+          <w:sz w:val="21"/>
         </w:rPr>
-        <w:t>Pekanbaru, 18 Desember 2025</w:t>
+        <w:t>Sampai dengan akhir masa pelaksanaan pada bulan Desember 2025, progres fisik kegiatan Administrasi Pembangunan Gedung SPPG Provinsi Riau telah mencapai 100% sesuai target keluaran KAK dengan total penyerapan anggaran sebesar Rp 141.159.100,- (34,18% dari pagu Rp 413.000.000,-), menghasilkan efisiensi anggaran negara sebesar Rp 271.840.900,-.</w:t>
       </w:r>
     </w:p>
     <w:tbl>
       <w:tblPr>
         <w:tblW w:type="auto" w:w="0"/>
         <w:jc w:val="center"/>
+        <w:tblLayout w:type="fixed"/>
         <w:tblLook w:firstColumn="1" w:firstRow="1" w:lastColumn="0" w:lastRow="0" w:noHBand="0" w:noVBand="1" w:val="04A0"/>
+        <w:tblBorders>
+          <w:top w:val="none" w:sz="0" w:space="0" w:color="auto"/>
+          <w:left w:val="none" w:sz="0" w:space="0" w:color="auto"/>
+          <w:bottom w:val="none" w:sz="0" w:space="0" w:color="auto"/>
+          <w:right w:val="none" w:sz="0" w:space="0" w:color="auto"/>
+          <w:insideH w:val="none" w:sz="0" w:space="0" w:color="auto"/>
+          <w:insideV w:val="none" w:sz="0" w:space="0" w:color="auto"/>
+        </w:tblBorders>
       </w:tblPr>
       <w:tblGrid>
-        <w:gridCol w:w="4608"/>
-        <w:gridCol w:w="4608"/>
+        <w:gridCol w:w="4677"/>
+        <w:gridCol w:w="4677"/>
       </w:tblGrid>
       <w:tr>
+        <w:trPr>
+          <w:cantSplit/>
+        </w:trPr>
         <w:tc>
           <w:tcPr>
-            <w:tcW w:type="dxa" w:w="4320"/>
+            <w:tcW w:type="dxa" w:w="4677"/>
           </w:tcPr>
           <w:p>
             <w:pPr>
-              <w:jc w:val="center"/>
+              <w:spacing w:before="160" w:line="276" w:lineRule="auto"/>
+              <w:jc w:val="left"/>
             </w:pPr>
             <w:r>
               <w:rPr>
                 <w:rFonts w:ascii="Arial" w:hAnsi="Arial"/>
+                <w:sz w:val="21"/>
+              </w:rPr>
+              <w:t>Diperiksa oleh,</w:t>
+              <w:br/>
+            </w:r>
+            <w:r>
+              <w:rPr>
+                <w:rFonts w:ascii="Arial" w:hAnsi="Arial"/>
                 <w:b/>
-                <w:sz w:val="20"/>
+                <w:sz w:val="21"/>
               </w:rPr>
-              <w:t>Ketua Tim Pelaksana</w:t>
+              <w:t>Pejabat Pembuat Komitmen (PPK)</w:t>
+              <w:br/>
+              <w:t>Satker Pelaksanaan Prasarana Strategis Riau,</w:t>
+              <w:br/>
+              <w:br/>
+              <w:br/>
+              <w:br/>
+            </w:r>
+            <w:r>
+              <w:rPr>
+                <w:rFonts w:ascii="Arial" w:hAnsi="Arial"/>
+                <w:b/>
+                <w:sz w:val="21"/>
+                <w:u w:val="single"/>
+              </w:rPr>
+              <w:t>Nurhidayat Nugroho, S.Ars.</w:t>
+              <w:br/>
+            </w:r>
+            <w:r>
+              <w:rPr>
+                <w:rFonts w:ascii="Arial" w:hAnsi="Arial"/>
+                <w:sz w:val="21"/>
+              </w:rPr>
+              <w:t>NIP. 19901221 201802 1 001</w:t>
             </w:r>
           </w:p>
         </w:tc>
         <w:tc>
           <w:tcPr>
-            <w:tcW w:type="dxa" w:w="4320"/>
+            <w:tcW w:type="dxa" w:w="4677"/>
           </w:tcPr>
           <w:p>
             <w:pPr>
-              <w:jc w:val="center"/>
+              <w:spacing w:before="160" w:line="276" w:lineRule="auto"/>
+              <w:jc w:val="left"/>
             </w:pPr>
             <w:r>
               <w:rPr>
                 <w:rFonts w:ascii="Arial" w:hAnsi="Arial"/>
-                <w:b/>
-                <w:sz w:val="20"/>
+                <w:sz w:val="21"/>
               </w:rPr>
-              <w:t>Ketua Tim Pengawas</w:t>
+              <w:t>Pekanbaru, 18 Desember 2025</w:t>
+              <w:br/>
+              <w:t>Dilaporkan oleh,</w:t>
+              <w:br/>
             </w:r>
-          </w:p>
-        </w:tc>
-      </w:tr>
-      <w:tr>
-        <w:tc>
-          <w:tcPr>
-            <w:tcW w:type="dxa" w:w="4320"/>
-          </w:tcPr>
-          <w:p>
-            <w:pPr>
-              <w:jc w:val="center"/>
-            </w:pPr>
             <w:r>
               <w:rPr>
                 <w:rFonts w:ascii="Arial" w:hAnsi="Arial"/>
                 <w:b/>
-                <w:sz w:val="20"/>
+                <w:sz w:val="21"/>
               </w:rPr>
+              <w:t>Ketua Tim Pelaksana Swakelola,</w:t>
               <w:br/>
               <w:br/>
               <w:br/>
               <w:br/>
-              <w:t>Junaidi</w:t>
-              <w:br/>
-              <w:t>NIP. 19740704 200701 1 002</w:t>
             </w:r>
-          </w:p>
-        </w:tc>
-        <w:tc>
-          <w:tcPr>
-            <w:tcW w:type="dxa" w:w="4320"/>
-          </w:tcPr>
-          <w:p>
-            <w:pPr>
-              <w:jc w:val="center"/>
-            </w:pPr>
             <w:r>
               <w:rPr>
                 <w:rFonts w:ascii="Arial" w:hAnsi="Arial"/>
                 <w:b/>
-                <w:sz w:val="20"/>
+                <w:sz w:val="21"/>
+                <w:u w:val="single"/>
               </w:rPr>
+              <w:t>Junaidi</w:t>
               <w:br/>
-              <w:br/>
-              <w:br/>
-              <w:br/>
-              <w:t>Hendra, S.T.</w:t>
-              <w:br/>
-              <w:t>NIP. 19770909 200902 1 005</w:t>
+            </w:r>
+            <w:r>
+              <w:rPr>
+                <w:rFonts w:ascii="Arial" w:hAnsi="Arial"/>
+                <w:sz w:val="21"/>
+              </w:rPr>
+              <w:t>NIP. 19740704 200701 1 002</w:t>
             </w:r>
           </w:p>
         </w:tc>
       </w:tr>
     </w:tbl>
     <w:sectPr>
-      <w:pgSz w:w="12240" w:h="15840"/>
-      <w:pgMar w:top="1440" w:right="1800" w:bottom="1440" w:left="1800" w:header="720" w:footer="720" w:gutter="0"/>
+      <w:pgSz w:w="11906" w:h="16838"/>
+      <w:pgMar w:top="1020" w:right="1276" w:bottom="1134" w:left="1276" w:header="720" w:footer="720" w:gutter="0"/>
       <w:cols w:space="720"/>
       <w:docGrid w:linePitch="360"/>
     </w:sectPr>
@@ -1063,6 +1662,14 @@
     <w:name w:val="Normal"/>
     <w:qFormat/>
     <w:rsid w:val="00FC693F"/>
+    <w:pPr>
+      <w:spacing w:line="288" w:lineRule="auto" w:after="80"/>
+    </w:pPr>
+    <w:rPr>
+      <w:rFonts w:ascii="Arial" w:hAnsi="Arial"/>
+      <w:color w:val="000000"/>
+      <w:sz w:val="21"/>
+    </w:rPr>
   </w:style>
   <w:style w:type="paragraph" w:styleId="Header">
     <w:name w:val="header"/>
